--- a/Отчет по ДЭ.docx
+++ b/Отчет по ДЭ.docx
@@ -132,7 +132,15 @@
         <w:jc w:val="center"/>
       </w:pPr>
       <w:r>
-        <w:t>по учебной работе ___________З.З. Курмашева «____»_____________ 2026 г.</w:t>
+        <w:t xml:space="preserve">по учебной работе ___________З.З. </w:t>
+      </w:r>
+      <w:proofErr w:type="spellStart"/>
+      <w:r>
+        <w:t>Курмашева</w:t>
+      </w:r>
+      <w:proofErr w:type="spellEnd"/>
+      <w:r>
+        <w:t xml:space="preserve"> «____»_____________ 2026 г.</w:t>
       </w:r>
     </w:p>
     <w:p>
@@ -500,8 +508,19 @@
                 <w:szCs w:val="28"/>
                 <w:lang w:val="ru-RU"/>
               </w:rPr>
-              <w:t xml:space="preserve"> Фанисович</w:t>
+              <w:t xml:space="preserve"> </w:t>
             </w:r>
+            <w:proofErr w:type="spellStart"/>
+            <w:r>
+              <w:rPr>
+                <w:spacing w:val="-6"/>
+                <w:sz w:val="28"/>
+                <w:szCs w:val="28"/>
+                <w:lang w:val="ru-RU"/>
+              </w:rPr>
+              <w:t>Фанисович</w:t>
+            </w:r>
+            <w:proofErr w:type="spellEnd"/>
           </w:p>
           <w:p>
             <w:pPr>
@@ -2437,8 +2456,16 @@
         <w:rPr>
           <w:spacing w:val="-2"/>
         </w:rPr>
-        <w:t>в формате .pdf</w:t>
-      </w:r>
+        <w:t>в формате .</w:t>
+      </w:r>
+      <w:proofErr w:type="spellStart"/>
+      <w:r>
+        <w:rPr>
+          <w:spacing w:val="-2"/>
+        </w:rPr>
+        <w:t>pdf</w:t>
+      </w:r>
+      <w:proofErr w:type="spellEnd"/>
       <w:r>
         <w:rPr>
           <w:spacing w:val="-2"/>
@@ -2457,10 +2484,7 @@
         <w:jc w:val="both"/>
       </w:pPr>
       <w:r>
-        <w:t>Описание работ</w:t>
-      </w:r>
-      <w:r>
-        <w:t xml:space="preserve">: создано приложение на </w:t>
+        <w:t xml:space="preserve">Описание работ: создано приложение на </w:t>
       </w:r>
       <w:r>
         <w:rPr>
@@ -2713,21 +2737,7 @@
           <w:sz w:val="28"/>
           <w:szCs w:val="28"/>
         </w:rPr>
-        <w:t xml:space="preserve">На рисунке </w:t>
-      </w:r>
-      <w:r>
-        <w:rPr>
-          <w:sz w:val="28"/>
-          <w:szCs w:val="28"/>
-        </w:rPr>
-        <w:t>2</w:t>
-      </w:r>
-      <w:r>
-        <w:rPr>
-          <w:sz w:val="28"/>
-          <w:szCs w:val="28"/>
-        </w:rPr>
-        <w:t>.1 представлено окно авторизации.</w:t>
+        <w:t>На рисунке 2.1 представлено окно авторизации.</w:t>
       </w:r>
     </w:p>
     <w:p>
@@ -2874,21 +2884,7 @@
           <w:sz w:val="28"/>
           <w:szCs w:val="28"/>
         </w:rPr>
-        <w:t xml:space="preserve">Рисунок </w:t>
-      </w:r>
-      <w:r>
-        <w:rPr>
-          <w:sz w:val="28"/>
-          <w:szCs w:val="28"/>
-        </w:rPr>
-        <w:t>2</w:t>
-      </w:r>
-      <w:r>
-        <w:rPr>
-          <w:sz w:val="28"/>
-          <w:szCs w:val="28"/>
-        </w:rPr>
-        <w:t>.1 – Окно авторизации</w:t>
+        <w:t>Рисунок 2.1 – Окно авторизации</w:t>
       </w:r>
     </w:p>
     <w:p>
@@ -2952,35 +2948,7 @@
           <w:sz w:val="28"/>
           <w:szCs w:val="28"/>
         </w:rPr>
-        <w:t xml:space="preserve">На рисунках </w:t>
-      </w:r>
-      <w:r>
-        <w:rPr>
-          <w:sz w:val="28"/>
-          <w:szCs w:val="28"/>
-        </w:rPr>
-        <w:t>2</w:t>
-      </w:r>
-      <w:r>
-        <w:rPr>
-          <w:sz w:val="28"/>
-          <w:szCs w:val="28"/>
-        </w:rPr>
-        <w:t xml:space="preserve">.2 – </w:t>
-      </w:r>
-      <w:r>
-        <w:rPr>
-          <w:sz w:val="28"/>
-          <w:szCs w:val="28"/>
-        </w:rPr>
-        <w:t>2</w:t>
-      </w:r>
-      <w:r>
-        <w:rPr>
-          <w:sz w:val="28"/>
-          <w:szCs w:val="28"/>
-        </w:rPr>
-        <w:t>.3 приведены примеры ошибок.</w:t>
+        <w:t>На рисунках 2.2 – 2.3 приведены примеры ошибок.</w:t>
       </w:r>
     </w:p>
     <w:p>
@@ -3129,21 +3097,7 @@
           <w:sz w:val="28"/>
           <w:szCs w:val="28"/>
         </w:rPr>
-        <w:t xml:space="preserve">Рисунок </w:t>
-      </w:r>
-      <w:r>
-        <w:rPr>
-          <w:sz w:val="28"/>
-          <w:szCs w:val="28"/>
-        </w:rPr>
-        <w:t>2</w:t>
-      </w:r>
-      <w:r>
-        <w:rPr>
-          <w:sz w:val="28"/>
-          <w:szCs w:val="28"/>
-        </w:rPr>
-        <w:t xml:space="preserve">.2 – Уведомление о некорректной почте </w:t>
+        <w:t xml:space="preserve">Рисунок 2.2 – Уведомление о некорректной почте </w:t>
       </w:r>
     </w:p>
     <w:p>
@@ -3292,21 +3246,7 @@
           <w:sz w:val="28"/>
           <w:szCs w:val="28"/>
         </w:rPr>
-        <w:t xml:space="preserve">Рисунок </w:t>
-      </w:r>
-      <w:r>
-        <w:rPr>
-          <w:sz w:val="28"/>
-          <w:szCs w:val="28"/>
-        </w:rPr>
-        <w:t>2</w:t>
-      </w:r>
-      <w:r>
-        <w:rPr>
-          <w:sz w:val="28"/>
-          <w:szCs w:val="28"/>
-        </w:rPr>
-        <w:t>.3 – Уведомление о пропущенном поле ввода</w:t>
+        <w:t>Рисунок 2.3 – Уведомление о пропущенном поле ввода</w:t>
       </w:r>
     </w:p>
     <w:p>
@@ -3355,21 +3295,7 @@
           <w:sz w:val="28"/>
           <w:szCs w:val="28"/>
         </w:rPr>
-        <w:t xml:space="preserve">На рисунке </w:t>
-      </w:r>
-      <w:r>
-        <w:rPr>
-          <w:sz w:val="28"/>
-          <w:szCs w:val="28"/>
-        </w:rPr>
-        <w:t>2</w:t>
-      </w:r>
-      <w:r>
-        <w:rPr>
-          <w:sz w:val="28"/>
-          <w:szCs w:val="28"/>
-        </w:rPr>
-        <w:t>.4 изображен интерфейс, после входа в качестве гостя.</w:t>
+        <w:t>На рисунке 2.4 изображен интерфейс, после входа в качестве гостя.</w:t>
       </w:r>
     </w:p>
     <w:p>
@@ -3389,9 +3315,9 @@
           <w:noProof/>
         </w:rPr>
         <w:drawing>
-          <wp:inline distT="0" distB="0" distL="0" distR="0" wp14:anchorId="2544488C" wp14:editId="479FD822">
-            <wp:extent cx="6120130" cy="3316605"/>
-            <wp:effectExtent l="19050" t="19050" r="13970" b="17145"/>
+          <wp:inline distT="0" distB="0" distL="0" distR="0" wp14:anchorId="2544488C" wp14:editId="0DE3E75D">
+            <wp:extent cx="6120130" cy="2190750"/>
+            <wp:effectExtent l="19050" t="19050" r="13970" b="19050"/>
             <wp:docPr id="790010623" name="Рисунок 1"/>
             <wp:cNvGraphicFramePr>
               <a:graphicFrameLocks xmlns:a="http://schemas.openxmlformats.org/drawingml/2006/main" noChangeAspect="1"/>
@@ -3403,25 +3329,48 @@
                     <pic:cNvPr id="790010623" name=""/>
                     <pic:cNvPicPr/>
                   </pic:nvPicPr>
-                  <pic:blipFill>
+                  <pic:blipFill rotWithShape="1">
                     <a:blip r:embed="rId22"/>
-                    <a:stretch>
-                      <a:fillRect/>
-                    </a:stretch>
+                    <a:srcRect b="33946"/>
+                    <a:stretch/>
                   </pic:blipFill>
-                  <pic:spPr>
+                  <pic:spPr bwMode="auto">
                     <a:xfrm>
                       <a:off x="0" y="0"/>
-                      <a:ext cx="6120130" cy="3316605"/>
+                      <a:ext cx="6120130" cy="2190750"/>
                     </a:xfrm>
                     <a:prstGeom prst="rect">
                       <a:avLst/>
                     </a:prstGeom>
-                    <a:ln>
+                    <a:ln w="9525" cap="flat" cmpd="sng" algn="ctr">
                       <a:solidFill>
-                        <a:schemeClr val="tx1"/>
+                        <a:sysClr val="windowText" lastClr="000000"/>
                       </a:solidFill>
+                      <a:prstDash val="solid"/>
+                      <a:round/>
+                      <a:headEnd type="none" w="med" len="med"/>
+                      <a:tailEnd type="none" w="med" len="med"/>
+                      <a:extLst>
+                        <a:ext uri="{C807C97D-BFC1-408E-A445-0C87EB9F89A2}">
+                          <ask:lineSketchStyleProps xmlns:ask="http://schemas.microsoft.com/office/drawing/2018/sketchyshapes" sd="0">
+                            <a:custGeom>
+                              <a:avLst/>
+                              <a:gdLst/>
+                              <a:ahLst/>
+                              <a:cxnLst/>
+                              <a:rect l="0" t="0" r="0" b="0"/>
+                              <a:pathLst/>
+                            </a:custGeom>
+                            <ask:type/>
+                          </ask:lineSketchStyleProps>
+                        </a:ext>
+                      </a:extLst>
                     </a:ln>
+                    <a:extLst>
+                      <a:ext uri="{53640926-AAD7-44D8-BBD7-CCE9431645EC}">
+                        <a14:shadowObscured xmlns:a14="http://schemas.microsoft.com/office/drawing/2010/main"/>
+                      </a:ext>
+                    </a:extLst>
                   </pic:spPr>
                 </pic:pic>
               </a:graphicData>
@@ -3447,21 +3396,7 @@
           <w:sz w:val="28"/>
           <w:szCs w:val="28"/>
         </w:rPr>
-        <w:t xml:space="preserve">Рисунок </w:t>
-      </w:r>
-      <w:r>
-        <w:rPr>
-          <w:sz w:val="28"/>
-          <w:szCs w:val="28"/>
-        </w:rPr>
-        <w:t>2</w:t>
-      </w:r>
-      <w:r>
-        <w:rPr>
-          <w:sz w:val="28"/>
-          <w:szCs w:val="28"/>
-        </w:rPr>
-        <w:t>.4 – Интерфейс гостя</w:t>
+        <w:t>Рисунок 2.4 – Интерфейс гостя</w:t>
       </w:r>
     </w:p>
     <w:p>
@@ -3503,21 +3438,7 @@
           <w:sz w:val="28"/>
           <w:szCs w:val="28"/>
         </w:rPr>
-        <w:t xml:space="preserve">На рисунке </w:t>
-      </w:r>
-      <w:r>
-        <w:rPr>
-          <w:sz w:val="28"/>
-          <w:szCs w:val="28"/>
-        </w:rPr>
-        <w:t>2</w:t>
-      </w:r>
-      <w:r>
-        <w:rPr>
-          <w:sz w:val="28"/>
-          <w:szCs w:val="28"/>
-        </w:rPr>
-        <w:t>.5 изображен интерфейс, после входа в роли авторизированного клиента.</w:t>
+        <w:t>На рисунке 2.5 изображен интерфейс, после входа в роли авторизированного клиента.</w:t>
       </w:r>
     </w:p>
     <w:p>
@@ -3536,7 +3457,6 @@
         <w:rPr>
           <w:noProof/>
         </w:rPr>
-        <w:lastRenderedPageBreak/>
         <w:drawing>
           <wp:inline distT="0" distB="0" distL="0" distR="0" wp14:anchorId="5A336FCF" wp14:editId="025541C7">
             <wp:extent cx="6120130" cy="3322955"/>
@@ -3603,21 +3523,7 @@
           <w:sz w:val="28"/>
           <w:szCs w:val="28"/>
         </w:rPr>
-        <w:t xml:space="preserve">Рисунок </w:t>
-      </w:r>
-      <w:r>
-        <w:rPr>
-          <w:sz w:val="28"/>
-          <w:szCs w:val="28"/>
-        </w:rPr>
-        <w:t>2</w:t>
-      </w:r>
-      <w:r>
-        <w:rPr>
-          <w:sz w:val="28"/>
-          <w:szCs w:val="28"/>
-        </w:rPr>
-        <w:t>.5 – Интерфейс авторизированного клиента</w:t>
+        <w:t>Рисунок 2.5 – Интерфейс авторизированного клиента</w:t>
       </w:r>
     </w:p>
     <w:p>
@@ -4009,21 +3915,7 @@
           <w:sz w:val="28"/>
           <w:szCs w:val="28"/>
         </w:rPr>
-        <w:t xml:space="preserve">На рисунке </w:t>
-      </w:r>
-      <w:r>
-        <w:rPr>
-          <w:sz w:val="28"/>
-          <w:szCs w:val="28"/>
-        </w:rPr>
-        <w:t>3.1</w:t>
-      </w:r>
-      <w:r>
-        <w:rPr>
-          <w:sz w:val="28"/>
-          <w:szCs w:val="28"/>
-        </w:rPr>
-        <w:t xml:space="preserve"> изображен интерфейс, после входа в роли менеджера.</w:t>
+        <w:t>На рисунке 3.1 изображен интерфейс, после входа в роли менеджера.</w:t>
       </w:r>
     </w:p>
     <w:p>
@@ -4042,11 +3934,10 @@
         <w:rPr>
           <w:noProof/>
         </w:rPr>
-        <w:lastRenderedPageBreak/>
         <w:drawing>
-          <wp:inline distT="0" distB="0" distL="0" distR="0" wp14:anchorId="2E1311DC" wp14:editId="2CA1020F">
-            <wp:extent cx="6083874" cy="3303270"/>
-            <wp:effectExtent l="19050" t="19050" r="12700" b="11430"/>
+          <wp:inline distT="0" distB="0" distL="0" distR="0" wp14:anchorId="2E1311DC" wp14:editId="2D7BC692">
+            <wp:extent cx="6082030" cy="1817370"/>
+            <wp:effectExtent l="19050" t="19050" r="13970" b="11430"/>
             <wp:docPr id="441300783" name="Рисунок 1"/>
             <wp:cNvGraphicFramePr>
               <a:graphicFrameLocks xmlns:a="http://schemas.openxmlformats.org/drawingml/2006/main" noChangeAspect="1"/>
@@ -4058,25 +3949,48 @@
                     <pic:cNvPr id="441300783" name=""/>
                     <pic:cNvPicPr/>
                   </pic:nvPicPr>
-                  <pic:blipFill>
+                  <pic:blipFill rotWithShape="1">
                     <a:blip r:embed="rId24"/>
-                    <a:stretch>
-                      <a:fillRect/>
-                    </a:stretch>
+                    <a:srcRect t="-234" b="45199"/>
+                    <a:stretch/>
                   </pic:blipFill>
-                  <pic:spPr>
+                  <pic:spPr bwMode="auto">
                     <a:xfrm>
                       <a:off x="0" y="0"/>
-                      <a:ext cx="6095433" cy="3309546"/>
+                      <a:ext cx="6095433" cy="1821375"/>
                     </a:xfrm>
                     <a:prstGeom prst="rect">
                       <a:avLst/>
                     </a:prstGeom>
-                    <a:ln>
+                    <a:ln w="9525" cap="flat" cmpd="sng" algn="ctr">
                       <a:solidFill>
-                        <a:schemeClr val="tx1"/>
+                        <a:sysClr val="windowText" lastClr="000000"/>
                       </a:solidFill>
+                      <a:prstDash val="solid"/>
+                      <a:round/>
+                      <a:headEnd type="none" w="med" len="med"/>
+                      <a:tailEnd type="none" w="med" len="med"/>
+                      <a:extLst>
+                        <a:ext uri="{C807C97D-BFC1-408E-A445-0C87EB9F89A2}">
+                          <ask:lineSketchStyleProps xmlns:ask="http://schemas.microsoft.com/office/drawing/2018/sketchyshapes" sd="0">
+                            <a:custGeom>
+                              <a:avLst/>
+                              <a:gdLst/>
+                              <a:ahLst/>
+                              <a:cxnLst/>
+                              <a:rect l="0" t="0" r="0" b="0"/>
+                              <a:pathLst/>
+                            </a:custGeom>
+                            <ask:type/>
+                          </ask:lineSketchStyleProps>
+                        </a:ext>
+                      </a:extLst>
                     </a:ln>
+                    <a:extLst>
+                      <a:ext uri="{53640926-AAD7-44D8-BBD7-CCE9431645EC}">
+                        <a14:shadowObscured xmlns:a14="http://schemas.microsoft.com/office/drawing/2010/main"/>
+                      </a:ext>
+                    </a:extLst>
                   </pic:spPr>
                 </pic:pic>
               </a:graphicData>
@@ -4102,35 +4016,7 @@
           <w:sz w:val="28"/>
           <w:szCs w:val="28"/>
         </w:rPr>
-        <w:t xml:space="preserve">Рисунок </w:t>
-      </w:r>
-      <w:r>
-        <w:rPr>
-          <w:sz w:val="28"/>
-          <w:szCs w:val="28"/>
-        </w:rPr>
-        <w:t>3</w:t>
-      </w:r>
-      <w:r>
-        <w:rPr>
-          <w:sz w:val="28"/>
-          <w:szCs w:val="28"/>
-        </w:rPr>
-        <w:t>.</w:t>
-      </w:r>
-      <w:r>
-        <w:rPr>
-          <w:sz w:val="28"/>
-          <w:szCs w:val="28"/>
-        </w:rPr>
-        <w:t>1</w:t>
-      </w:r>
-      <w:r>
-        <w:rPr>
-          <w:sz w:val="28"/>
-          <w:szCs w:val="28"/>
-        </w:rPr>
-        <w:t xml:space="preserve"> – Интерфейс менеджера</w:t>
+        <w:t>Рисунок 3.1 – Интерфейс менеджера</w:t>
       </w:r>
     </w:p>
     <w:p>
@@ -4151,6 +4037,7 @@
           <w:sz w:val="28"/>
           <w:szCs w:val="28"/>
         </w:rPr>
+        <w:lastRenderedPageBreak/>
         <w:t>В данном окне менеджер может производить поиск по всем текстовым данным товара, фильтрацию по поставщикам и сортировку товаров по их количеству на складе. Все эти параметры он может менять одновременно.</w:t>
       </w:r>
     </w:p>
@@ -4172,35 +4059,7 @@
           <w:sz w:val="28"/>
           <w:szCs w:val="28"/>
         </w:rPr>
-        <w:t xml:space="preserve">На рисунке </w:t>
-      </w:r>
-      <w:r>
-        <w:rPr>
-          <w:sz w:val="28"/>
-          <w:szCs w:val="28"/>
-        </w:rPr>
-        <w:t>3</w:t>
-      </w:r>
-      <w:r>
-        <w:rPr>
-          <w:sz w:val="28"/>
-          <w:szCs w:val="28"/>
-        </w:rPr>
-        <w:t>.</w:t>
-      </w:r>
-      <w:r>
-        <w:rPr>
-          <w:sz w:val="28"/>
-          <w:szCs w:val="28"/>
-        </w:rPr>
-        <w:t>2</w:t>
-      </w:r>
-      <w:r>
-        <w:rPr>
-          <w:sz w:val="28"/>
-          <w:szCs w:val="28"/>
-        </w:rPr>
-        <w:t xml:space="preserve"> изображен пример</w:t>
+        <w:t>На рисунке 3.2 изображен пример</w:t>
       </w:r>
       <w:r>
         <w:rPr>
@@ -4223,7 +4082,7 @@
           <w:tab w:val="left" w:pos="851"/>
         </w:tabs>
         <w:spacing w:line="360" w:lineRule="auto"/>
-        <w:jc w:val="both"/>
+        <w:jc w:val="center"/>
         <w:rPr>
           <w:sz w:val="28"/>
           <w:szCs w:val="28"/>
@@ -4234,10 +4093,10 @@
           <w:noProof/>
         </w:rPr>
         <w:drawing>
-          <wp:inline distT="0" distB="0" distL="0" distR="0" wp14:anchorId="37D8CAD2" wp14:editId="12E9BE2C">
-            <wp:extent cx="6120130" cy="2487295"/>
-            <wp:effectExtent l="19050" t="19050" r="13970" b="27305"/>
-            <wp:docPr id="678964034" name="Рисунок 1"/>
+          <wp:inline distT="0" distB="0" distL="0" distR="0" wp14:anchorId="00F7C478" wp14:editId="0861CE3D">
+            <wp:extent cx="6064250" cy="1649730"/>
+            <wp:effectExtent l="19050" t="19050" r="12700" b="26670"/>
+            <wp:docPr id="2110277734" name="Рисунок 1"/>
             <wp:cNvGraphicFramePr>
               <a:graphicFrameLocks xmlns:a="http://schemas.openxmlformats.org/drawingml/2006/main" noChangeAspect="1"/>
             </wp:cNvGraphicFramePr>
@@ -4245,28 +4104,51 @@
               <a:graphicData uri="http://schemas.openxmlformats.org/drawingml/2006/picture">
                 <pic:pic xmlns:pic="http://schemas.openxmlformats.org/drawingml/2006/picture">
                   <pic:nvPicPr>
-                    <pic:cNvPr id="678964034" name=""/>
+                    <pic:cNvPr id="2110277734" name=""/>
                     <pic:cNvPicPr/>
                   </pic:nvPicPr>
-                  <pic:blipFill>
+                  <pic:blipFill rotWithShape="1">
                     <a:blip r:embed="rId25"/>
-                    <a:stretch>
-                      <a:fillRect/>
-                    </a:stretch>
+                    <a:srcRect b="51617"/>
+                    <a:stretch/>
                   </pic:blipFill>
-                  <pic:spPr>
+                  <pic:spPr bwMode="auto">
                     <a:xfrm>
                       <a:off x="0" y="0"/>
-                      <a:ext cx="6120130" cy="2487295"/>
+                      <a:ext cx="6068371" cy="1650851"/>
                     </a:xfrm>
                     <a:prstGeom prst="rect">
                       <a:avLst/>
                     </a:prstGeom>
-                    <a:ln>
+                    <a:ln w="9525" cap="flat" cmpd="sng" algn="ctr">
                       <a:solidFill>
-                        <a:schemeClr val="tx1"/>
+                        <a:sysClr val="windowText" lastClr="000000"/>
                       </a:solidFill>
+                      <a:prstDash val="solid"/>
+                      <a:round/>
+                      <a:headEnd type="none" w="med" len="med"/>
+                      <a:tailEnd type="none" w="med" len="med"/>
+                      <a:extLst>
+                        <a:ext uri="{C807C97D-BFC1-408E-A445-0C87EB9F89A2}">
+                          <ask:lineSketchStyleProps xmlns:ask="http://schemas.microsoft.com/office/drawing/2018/sketchyshapes" sd="0">
+                            <a:custGeom>
+                              <a:avLst/>
+                              <a:gdLst/>
+                              <a:ahLst/>
+                              <a:cxnLst/>
+                              <a:rect l="0" t="0" r="0" b="0"/>
+                              <a:pathLst/>
+                            </a:custGeom>
+                            <ask:type/>
+                          </ask:lineSketchStyleProps>
+                        </a:ext>
+                      </a:extLst>
                     </a:ln>
+                    <a:extLst>
+                      <a:ext uri="{53640926-AAD7-44D8-BBD7-CCE9431645EC}">
+                        <a14:shadowObscured xmlns:a14="http://schemas.microsoft.com/office/drawing/2010/main"/>
+                      </a:ext>
+                    </a:extLst>
                   </pic:spPr>
                 </pic:pic>
               </a:graphicData>
@@ -4292,35 +4174,7 @@
           <w:sz w:val="28"/>
           <w:szCs w:val="28"/>
         </w:rPr>
-        <w:t xml:space="preserve">Рисунок </w:t>
-      </w:r>
-      <w:r>
-        <w:rPr>
-          <w:sz w:val="28"/>
-          <w:szCs w:val="28"/>
-        </w:rPr>
-        <w:t>3</w:t>
-      </w:r>
-      <w:r>
-        <w:rPr>
-          <w:sz w:val="28"/>
-          <w:szCs w:val="28"/>
-        </w:rPr>
-        <w:t>.</w:t>
-      </w:r>
-      <w:r>
-        <w:rPr>
-          <w:sz w:val="28"/>
-          <w:szCs w:val="28"/>
-        </w:rPr>
-        <w:t>2</w:t>
-      </w:r>
-      <w:r>
-        <w:rPr>
-          <w:sz w:val="28"/>
-          <w:szCs w:val="28"/>
-        </w:rPr>
-        <w:t xml:space="preserve"> – Вывод списка товаров по выбранным критериям</w:t>
+        <w:t>Рисунок 3.2 – Вывод списка товаров по выбранным критериям</w:t>
       </w:r>
     </w:p>
     <w:p>
@@ -4383,7 +4237,6 @@
           <w:sz w:val="28"/>
           <w:szCs w:val="28"/>
         </w:rPr>
-        <w:lastRenderedPageBreak/>
         <w:t>Для добавления товара администратору необходимо нажать на появившуюся кнопку «Добавить товар» в блоке с сортировкой, фильтрации и поиска. После этого ему откроется окно добавления товара, где сможет выбрать необходимые данные, а также поменять изображение товара.</w:t>
       </w:r>
     </w:p>
@@ -4405,44 +4258,16 @@
           <w:sz w:val="28"/>
           <w:szCs w:val="28"/>
         </w:rPr>
-        <w:t xml:space="preserve">На рисунке </w:t>
-      </w:r>
-      <w:r>
-        <w:rPr>
-          <w:sz w:val="28"/>
-          <w:szCs w:val="28"/>
-        </w:rPr>
-        <w:t>3</w:t>
-      </w:r>
-      <w:r>
-        <w:rPr>
-          <w:sz w:val="28"/>
-          <w:szCs w:val="28"/>
-        </w:rPr>
-        <w:t>.</w:t>
-      </w:r>
-      <w:r>
-        <w:rPr>
-          <w:sz w:val="28"/>
-          <w:szCs w:val="28"/>
-        </w:rPr>
-        <w:t>3</w:t>
-      </w:r>
-      <w:r>
-        <w:rPr>
-          <w:sz w:val="28"/>
-          <w:szCs w:val="28"/>
-        </w:rPr>
-        <w:t xml:space="preserve"> изображено окно добавление товара.</w:t>
-      </w:r>
-    </w:p>
-    <w:p>
-      <w:pPr>
-        <w:tabs>
-          <w:tab w:val="left" w:pos="851"/>
-        </w:tabs>
-        <w:spacing w:line="360" w:lineRule="auto"/>
-        <w:jc w:val="both"/>
+        <w:t>На рисунке 3.3 изображено окно добавление товара.</w:t>
+      </w:r>
+    </w:p>
+    <w:p>
+      <w:pPr>
+        <w:tabs>
+          <w:tab w:val="left" w:pos="851"/>
+        </w:tabs>
+        <w:spacing w:line="360" w:lineRule="auto"/>
+        <w:jc w:val="center"/>
         <w:rPr>
           <w:sz w:val="28"/>
           <w:szCs w:val="28"/>
@@ -4453,9 +4278,9 @@
           <w:noProof/>
         </w:rPr>
         <w:drawing>
-          <wp:inline distT="0" distB="0" distL="0" distR="0" wp14:anchorId="069C836B" wp14:editId="3D6A603C">
-            <wp:extent cx="6120130" cy="5402580"/>
-            <wp:effectExtent l="19050" t="19050" r="13970" b="26670"/>
+          <wp:inline distT="0" distB="0" distL="0" distR="0" wp14:anchorId="069C836B" wp14:editId="4E1F818B">
+            <wp:extent cx="3232705" cy="2853690"/>
+            <wp:effectExtent l="19050" t="19050" r="25400" b="22860"/>
             <wp:docPr id="1665690360" name="Рисунок 1"/>
             <wp:cNvGraphicFramePr>
               <a:graphicFrameLocks xmlns:a="http://schemas.openxmlformats.org/drawingml/2006/main" noChangeAspect="1"/>
@@ -4476,7 +4301,7 @@
                   <pic:spPr>
                     <a:xfrm>
                       <a:off x="0" y="0"/>
-                      <a:ext cx="6120130" cy="5402580"/>
+                      <a:ext cx="3247919" cy="2867120"/>
                     </a:xfrm>
                     <a:prstGeom prst="rect">
                       <a:avLst/>
@@ -4511,35 +4336,7 @@
           <w:sz w:val="28"/>
           <w:szCs w:val="28"/>
         </w:rPr>
-        <w:t xml:space="preserve">Рисунок </w:t>
-      </w:r>
-      <w:r>
-        <w:rPr>
-          <w:sz w:val="28"/>
-          <w:szCs w:val="28"/>
-        </w:rPr>
-        <w:t>3</w:t>
-      </w:r>
-      <w:r>
-        <w:rPr>
-          <w:sz w:val="28"/>
-          <w:szCs w:val="28"/>
-        </w:rPr>
-        <w:t>.</w:t>
-      </w:r>
-      <w:r>
-        <w:rPr>
-          <w:sz w:val="28"/>
-          <w:szCs w:val="28"/>
-        </w:rPr>
-        <w:t>3</w:t>
-      </w:r>
-      <w:r>
-        <w:rPr>
-          <w:sz w:val="28"/>
-          <w:szCs w:val="28"/>
-        </w:rPr>
-        <w:t xml:space="preserve"> – Окно добавления товара</w:t>
+        <w:t>Рисунок 3.3 – Окно добавления товара</w:t>
       </w:r>
     </w:p>
     <w:p>
@@ -4560,6 +4357,7 @@
           <w:sz w:val="28"/>
           <w:szCs w:val="28"/>
         </w:rPr>
+        <w:lastRenderedPageBreak/>
         <w:t>В этом окне администратору необходимо ввести все незаполненные поля, чтобы добавить товар, в противном случае ему выведется соответствующее уведомление. И при попытке выбора изображения у которого размеры превышают 300х200 ему, также выведется уведомление. В случае успешного добавления выведется уведомление об успешном добавлении товара и его перенаправит в каталог товаров.</w:t>
       </w:r>
     </w:p>
@@ -4581,64 +4379,7 @@
           <w:sz w:val="28"/>
           <w:szCs w:val="28"/>
         </w:rPr>
-        <w:lastRenderedPageBreak/>
-        <w:t xml:space="preserve">На рисунках </w:t>
-      </w:r>
-      <w:r>
-        <w:rPr>
-          <w:sz w:val="28"/>
-          <w:szCs w:val="28"/>
-        </w:rPr>
-        <w:t>3</w:t>
-      </w:r>
-      <w:r>
-        <w:rPr>
-          <w:sz w:val="28"/>
-          <w:szCs w:val="28"/>
-        </w:rPr>
-        <w:t>.</w:t>
-      </w:r>
-      <w:r>
-        <w:rPr>
-          <w:sz w:val="28"/>
-          <w:szCs w:val="28"/>
-        </w:rPr>
-        <w:t>4</w:t>
-      </w:r>
-      <w:r>
-        <w:rPr>
-          <w:sz w:val="28"/>
-          <w:szCs w:val="28"/>
-        </w:rPr>
-        <w:t xml:space="preserve"> – </w:t>
-      </w:r>
-      <w:r>
-        <w:rPr>
-          <w:sz w:val="28"/>
-          <w:szCs w:val="28"/>
-        </w:rPr>
-        <w:t>3</w:t>
-      </w:r>
-      <w:r>
-        <w:rPr>
-          <w:sz w:val="28"/>
-          <w:szCs w:val="28"/>
-        </w:rPr>
-        <w:t>.</w:t>
-      </w:r>
-      <w:r>
-        <w:rPr>
-          <w:sz w:val="28"/>
-          <w:szCs w:val="28"/>
-        </w:rPr>
-        <w:t>6</w:t>
-      </w:r>
-      <w:r>
-        <w:rPr>
-          <w:sz w:val="28"/>
-          <w:szCs w:val="28"/>
-        </w:rPr>
-        <w:t xml:space="preserve"> изображены возможные уведомления  данного окна.</w:t>
+        <w:t>На рисунках 3.4 – 3.6 изображены возможные уведомления  данного окна.</w:t>
       </w:r>
     </w:p>
     <w:p>
@@ -4658,9 +4399,9 @@
           <w:noProof/>
         </w:rPr>
         <w:drawing>
-          <wp:inline distT="0" distB="0" distL="0" distR="0" wp14:anchorId="34FAB8C3" wp14:editId="118ED7F3">
-            <wp:extent cx="4850130" cy="2824800"/>
-            <wp:effectExtent l="19050" t="19050" r="26670" b="13970"/>
+          <wp:inline distT="0" distB="0" distL="0" distR="0" wp14:anchorId="34FAB8C3" wp14:editId="3E50684D">
+            <wp:extent cx="3935730" cy="2292240"/>
+            <wp:effectExtent l="19050" t="19050" r="26670" b="13335"/>
             <wp:docPr id="545503999" name="Рисунок 1"/>
             <wp:cNvGraphicFramePr>
               <a:graphicFrameLocks xmlns:a="http://schemas.openxmlformats.org/drawingml/2006/main" noChangeAspect="1"/>
@@ -4681,7 +4422,7 @@
                   <pic:spPr>
                     <a:xfrm>
                       <a:off x="0" y="0"/>
-                      <a:ext cx="4875712" cy="2839700"/>
+                      <a:ext cx="3983339" cy="2319968"/>
                     </a:xfrm>
                     <a:prstGeom prst="rect">
                       <a:avLst/>
@@ -4716,35 +4457,7 @@
           <w:sz w:val="28"/>
           <w:szCs w:val="28"/>
         </w:rPr>
-        <w:t xml:space="preserve">Рисунок </w:t>
-      </w:r>
-      <w:r>
-        <w:rPr>
-          <w:sz w:val="28"/>
-          <w:szCs w:val="28"/>
-        </w:rPr>
-        <w:t>3</w:t>
-      </w:r>
-      <w:r>
-        <w:rPr>
-          <w:sz w:val="28"/>
-          <w:szCs w:val="28"/>
-        </w:rPr>
-        <w:t>.</w:t>
-      </w:r>
-      <w:r>
-        <w:rPr>
-          <w:sz w:val="28"/>
-          <w:szCs w:val="28"/>
-        </w:rPr>
-        <w:t>4</w:t>
-      </w:r>
-      <w:r>
-        <w:rPr>
-          <w:sz w:val="28"/>
-          <w:szCs w:val="28"/>
-        </w:rPr>
-        <w:t xml:space="preserve"> – Ошибка валидации полей</w:t>
+        <w:t>Рисунок 3.4 – Ошибка валидации полей</w:t>
       </w:r>
     </w:p>
     <w:p>
@@ -4764,9 +4477,9 @@
           <w:noProof/>
         </w:rPr>
         <w:drawing>
-          <wp:inline distT="0" distB="0" distL="0" distR="0" wp14:anchorId="2FFF4737" wp14:editId="6F5BDCD3">
-            <wp:extent cx="4864721" cy="1932940"/>
-            <wp:effectExtent l="19050" t="19050" r="12700" b="10160"/>
+          <wp:inline distT="0" distB="0" distL="0" distR="0" wp14:anchorId="2FFF4737" wp14:editId="18C07502">
+            <wp:extent cx="4370070" cy="1736396"/>
+            <wp:effectExtent l="19050" t="19050" r="11430" b="16510"/>
             <wp:docPr id="1992968499" name="Рисунок 1" descr="Изображение выглядит как текст, снимок экрана, Шрифт&#10;&#10;Автоматически созданное описание"/>
             <wp:cNvGraphicFramePr>
               <a:graphicFrameLocks xmlns:a="http://schemas.openxmlformats.org/drawingml/2006/main" noChangeAspect="1"/>
@@ -4787,7 +4500,7 @@
                   <pic:spPr>
                     <a:xfrm>
                       <a:off x="0" y="0"/>
-                      <a:ext cx="4868456" cy="1934424"/>
+                      <a:ext cx="4386631" cy="1742976"/>
                     </a:xfrm>
                     <a:prstGeom prst="rect">
                       <a:avLst/>
@@ -4822,35 +4535,7 @@
           <w:sz w:val="28"/>
           <w:szCs w:val="28"/>
         </w:rPr>
-        <w:t xml:space="preserve">Рисунок </w:t>
-      </w:r>
-      <w:r>
-        <w:rPr>
-          <w:sz w:val="28"/>
-          <w:szCs w:val="28"/>
-        </w:rPr>
-        <w:t>3</w:t>
-      </w:r>
-      <w:r>
-        <w:rPr>
-          <w:sz w:val="28"/>
-          <w:szCs w:val="28"/>
-        </w:rPr>
-        <w:t>.</w:t>
-      </w:r>
-      <w:r>
-        <w:rPr>
-          <w:sz w:val="28"/>
-          <w:szCs w:val="28"/>
-        </w:rPr>
-        <w:t>5</w:t>
-      </w:r>
-      <w:r>
-        <w:rPr>
-          <w:sz w:val="28"/>
-          <w:szCs w:val="28"/>
-        </w:rPr>
-        <w:t xml:space="preserve"> – Ошибка о размерах изображения</w:t>
+        <w:t>Рисунок 3.5 – Ошибка о размерах изображения</w:t>
       </w:r>
     </w:p>
     <w:p>
@@ -4870,9 +4555,9 @@
           <w:noProof/>
         </w:rPr>
         <w:drawing>
-          <wp:inline distT="0" distB="0" distL="0" distR="0" wp14:anchorId="32336E4F" wp14:editId="7A1B96A6">
-            <wp:extent cx="2742857" cy="2000000"/>
-            <wp:effectExtent l="0" t="0" r="635" b="635"/>
+          <wp:inline distT="0" distB="0" distL="0" distR="0" wp14:anchorId="32336E4F" wp14:editId="7DE4C230">
+            <wp:extent cx="2613660" cy="1905794"/>
+            <wp:effectExtent l="0" t="0" r="0" b="0"/>
             <wp:docPr id="1228416183" name="Рисунок 1"/>
             <wp:cNvGraphicFramePr>
               <a:graphicFrameLocks xmlns:a="http://schemas.openxmlformats.org/drawingml/2006/main" noChangeAspect="1"/>
@@ -4893,7 +4578,7 @@
                   <pic:spPr>
                     <a:xfrm>
                       <a:off x="0" y="0"/>
-                      <a:ext cx="2742857" cy="2000000"/>
+                      <a:ext cx="2616304" cy="1907722"/>
                     </a:xfrm>
                     <a:prstGeom prst="rect">
                       <a:avLst/>
@@ -4923,35 +4608,7 @@
           <w:sz w:val="28"/>
           <w:szCs w:val="28"/>
         </w:rPr>
-        <w:t>Рисуно</w:t>
-      </w:r>
-      <w:r>
-        <w:rPr>
-          <w:sz w:val="28"/>
-          <w:szCs w:val="28"/>
-        </w:rPr>
-        <w:t>к 3</w:t>
-      </w:r>
-      <w:r>
-        <w:rPr>
-          <w:sz w:val="28"/>
-          <w:szCs w:val="28"/>
-        </w:rPr>
-        <w:t>.</w:t>
-      </w:r>
-      <w:r>
-        <w:rPr>
-          <w:sz w:val="28"/>
-          <w:szCs w:val="28"/>
-        </w:rPr>
-        <w:t>6</w:t>
-      </w:r>
-      <w:r>
-        <w:rPr>
-          <w:sz w:val="28"/>
-          <w:szCs w:val="28"/>
-        </w:rPr>
-        <w:t xml:space="preserve"> – Уведомление об успешном добавлении товара</w:t>
+        <w:t>Рисунок 3.6 – Уведомление об успешном добавлении товара</w:t>
       </w:r>
     </w:p>
     <w:p>
@@ -4972,15 +4629,8 @@
           <w:sz w:val="28"/>
           <w:szCs w:val="28"/>
         </w:rPr>
-        <w:t xml:space="preserve">В случае когда администратор захочет удалить либо отредактировать товар, ему нужно вызвать контекстное меню нажав на интересующий его товар. После чего он сможет выбрать действие, которое ему необходимо. В </w:t>
-      </w:r>
-      <w:r>
-        <w:rPr>
-          <w:sz w:val="28"/>
-          <w:szCs w:val="28"/>
-        </w:rPr>
         <w:lastRenderedPageBreak/>
-        <w:t>случае удаления товара ему выведется уведомление-подтверждение данной операции и в зависимости от результата этого уведомления, произведется соответствующее действие.</w:t>
+        <w:t>В случае когда администратор захочет удалить либо отредактировать товар, ему нужно вызвать контекстное меню нажав на интересующий его товар. После чего он сможет выбрать действие, которое ему необходимо. В случае удаления товара ему выведется уведомление-подтверждение данной операции и в зависимости от результата этого уведомления, произведется соответствующее действие.</w:t>
       </w:r>
     </w:p>
     <w:p>
@@ -5204,10 +4854,7 @@
         <w:jc w:val="both"/>
       </w:pPr>
       <w:r>
-        <w:t>Описа</w:t>
-      </w:r>
-      <w:r>
-        <w:t>ние работ</w:t>
+        <w:t>Описание работ</w:t>
       </w:r>
       <w:r>
         <w:rPr>
@@ -5253,14 +4900,7 @@
           <w:sz w:val="28"/>
           <w:szCs w:val="28"/>
         </w:rPr>
-        <w:t>М</w:t>
-      </w:r>
-      <w:r>
-        <w:rPr>
-          <w:sz w:val="28"/>
-          <w:szCs w:val="28"/>
-        </w:rPr>
-        <w:t>енеджеру доступен просмотр заказов. Для этого ему нужно перейти в окно с заказами по кнопке находящейся возле кнопки «Выйти в меню» в правом верхнем углу приложения.</w:t>
+        <w:t>Менеджеру доступен просмотр заказов. Для этого ему нужно перейти в окно с заказами по кнопке находящейся возле кнопки «Выйти в меню» в правом верхнем углу приложения.</w:t>
       </w:r>
     </w:p>
     <w:p>
@@ -5274,35 +4914,7 @@
           <w:sz w:val="28"/>
           <w:szCs w:val="28"/>
         </w:rPr>
-        <w:t xml:space="preserve">На рисунке </w:t>
-      </w:r>
-      <w:r>
-        <w:rPr>
-          <w:sz w:val="28"/>
-          <w:szCs w:val="28"/>
-        </w:rPr>
-        <w:t>4</w:t>
-      </w:r>
-      <w:r>
-        <w:rPr>
-          <w:sz w:val="28"/>
-          <w:szCs w:val="28"/>
-        </w:rPr>
-        <w:t>.</w:t>
-      </w:r>
-      <w:r>
-        <w:rPr>
-          <w:sz w:val="28"/>
-          <w:szCs w:val="28"/>
-        </w:rPr>
-        <w:t>1</w:t>
-      </w:r>
-      <w:r>
-        <w:rPr>
-          <w:sz w:val="28"/>
-          <w:szCs w:val="28"/>
-        </w:rPr>
-        <w:t xml:space="preserve"> изображен список заказов после перехода из каталога.</w:t>
+        <w:t>На рисунке 4.1 изображен список заказов после перехода из каталога.</w:t>
       </w:r>
     </w:p>
     <w:p>
@@ -5374,21 +4986,7 @@
           <w:sz w:val="28"/>
           <w:szCs w:val="28"/>
         </w:rPr>
-        <w:t xml:space="preserve">Рисунок </w:t>
-      </w:r>
-      <w:r>
-        <w:rPr>
-          <w:sz w:val="28"/>
-          <w:szCs w:val="28"/>
-        </w:rPr>
-        <w:t>4.1</w:t>
-      </w:r>
-      <w:r>
-        <w:rPr>
-          <w:sz w:val="28"/>
-          <w:szCs w:val="28"/>
-        </w:rPr>
-        <w:t xml:space="preserve"> – Список заказов</w:t>
+        <w:t>Рисунок 4.1 – Список заказов</w:t>
       </w:r>
     </w:p>
     <w:p>
@@ -5435,21 +5033,7 @@
           <w:sz w:val="28"/>
           <w:szCs w:val="28"/>
         </w:rPr>
-        <w:t>После выхода из системы пользователь может зайти обратно в роли администратора, где уже сможет полноценно пользоваться всеми функциями приложения. А именно</w:t>
-      </w:r>
-      <w:r>
-        <w:rPr>
-          <w:sz w:val="28"/>
-          <w:szCs w:val="28"/>
-        </w:rPr>
-        <w:t>:</w:t>
-      </w:r>
-      <w:r>
-        <w:rPr>
-          <w:sz w:val="28"/>
-          <w:szCs w:val="28"/>
-        </w:rPr>
-        <w:t xml:space="preserve"> добавление, редактирование и удаление заказов.</w:t>
+        <w:t>После выхода из системы пользователь может зайти обратно в роли администратора, где уже сможет полноценно пользоваться всеми функциями приложения. А именно: добавление, редактирование и удаление заказов.</w:t>
       </w:r>
     </w:p>
     <w:p>
@@ -5470,21 +5054,7 @@
           <w:sz w:val="28"/>
           <w:szCs w:val="28"/>
         </w:rPr>
-        <w:t xml:space="preserve">Точно такой же функционал предоставлен и в окне с </w:t>
-      </w:r>
-      <w:r>
-        <w:rPr>
-          <w:sz w:val="28"/>
-          <w:szCs w:val="28"/>
-        </w:rPr>
-        <w:t>товарами</w:t>
-      </w:r>
-      <w:r>
-        <w:rPr>
-          <w:sz w:val="28"/>
-          <w:szCs w:val="28"/>
-        </w:rPr>
-        <w:t>.</w:t>
+        <w:t>Точно такой же функционал предоставлен и в окне с товарами.</w:t>
       </w:r>
     </w:p>
     <w:p>
@@ -5505,44 +5075,16 @@
           <w:sz w:val="28"/>
           <w:szCs w:val="28"/>
         </w:rPr>
-        <w:t xml:space="preserve">На рисунке </w:t>
-      </w:r>
-      <w:r>
-        <w:rPr>
-          <w:sz w:val="28"/>
-          <w:szCs w:val="28"/>
-        </w:rPr>
-        <w:t>4</w:t>
-      </w:r>
-      <w:r>
-        <w:rPr>
-          <w:sz w:val="28"/>
-          <w:szCs w:val="28"/>
-        </w:rPr>
-        <w:t>.</w:t>
-      </w:r>
-      <w:r>
-        <w:rPr>
-          <w:sz w:val="28"/>
-          <w:szCs w:val="28"/>
-        </w:rPr>
-        <w:t>2</w:t>
-      </w:r>
-      <w:r>
-        <w:rPr>
-          <w:sz w:val="28"/>
-          <w:szCs w:val="28"/>
-        </w:rPr>
-        <w:t xml:space="preserve"> изображено окно добавления заказа.</w:t>
-      </w:r>
-    </w:p>
-    <w:p>
-      <w:pPr>
-        <w:tabs>
-          <w:tab w:val="left" w:pos="851"/>
-        </w:tabs>
-        <w:spacing w:line="360" w:lineRule="auto"/>
-        <w:jc w:val="both"/>
+        <w:t>На рисунке 4.2 изображено окно добавления заказа.</w:t>
+      </w:r>
+    </w:p>
+    <w:p>
+      <w:pPr>
+        <w:tabs>
+          <w:tab w:val="left" w:pos="851"/>
+        </w:tabs>
+        <w:spacing w:line="360" w:lineRule="auto"/>
+        <w:jc w:val="center"/>
         <w:rPr>
           <w:sz w:val="28"/>
           <w:szCs w:val="28"/>
@@ -5553,9 +5095,9 @@
           <w:noProof/>
         </w:rPr>
         <w:drawing>
-          <wp:inline distT="0" distB="0" distL="0" distR="0" wp14:anchorId="79BA3C2B" wp14:editId="78A337E7">
-            <wp:extent cx="6120130" cy="5385435"/>
-            <wp:effectExtent l="19050" t="19050" r="13970" b="24765"/>
+          <wp:inline distT="0" distB="0" distL="0" distR="0" wp14:anchorId="79BA3C2B" wp14:editId="0A958A46">
+            <wp:extent cx="4282143" cy="3768090"/>
+            <wp:effectExtent l="19050" t="19050" r="23495" b="22860"/>
             <wp:docPr id="2071052911" name="Рисунок 1"/>
             <wp:cNvGraphicFramePr>
               <a:graphicFrameLocks xmlns:a="http://schemas.openxmlformats.org/drawingml/2006/main" noChangeAspect="1"/>
@@ -5576,7 +5118,7 @@
                   <pic:spPr>
                     <a:xfrm>
                       <a:off x="0" y="0"/>
-                      <a:ext cx="6120130" cy="5385435"/>
+                      <a:ext cx="4291871" cy="3776650"/>
                     </a:xfrm>
                     <a:prstGeom prst="rect">
                       <a:avLst/>
@@ -5611,21 +5153,7 @@
           <w:sz w:val="28"/>
           <w:szCs w:val="28"/>
         </w:rPr>
-        <w:t xml:space="preserve"> Рисунок </w:t>
-      </w:r>
-      <w:r>
-        <w:rPr>
-          <w:sz w:val="28"/>
-          <w:szCs w:val="28"/>
-        </w:rPr>
-        <w:t>4.2</w:t>
-      </w:r>
-      <w:r>
-        <w:rPr>
-          <w:sz w:val="28"/>
-          <w:szCs w:val="28"/>
-        </w:rPr>
-        <w:t xml:space="preserve"> – Окно добавления заказа</w:t>
+        <w:t xml:space="preserve"> Рисунок 4.2 – Окно добавления заказа</w:t>
       </w:r>
     </w:p>
     <w:p>
@@ -5667,35 +5195,7 @@
           <w:sz w:val="28"/>
           <w:szCs w:val="28"/>
         </w:rPr>
-        <w:t xml:space="preserve">На рисунках </w:t>
-      </w:r>
-      <w:r>
-        <w:rPr>
-          <w:sz w:val="28"/>
-          <w:szCs w:val="28"/>
-        </w:rPr>
-        <w:t>4.3</w:t>
-      </w:r>
-      <w:r>
-        <w:rPr>
-          <w:sz w:val="28"/>
-          <w:szCs w:val="28"/>
-        </w:rPr>
-        <w:t xml:space="preserve"> – </w:t>
-      </w:r>
-      <w:r>
-        <w:rPr>
-          <w:sz w:val="28"/>
-          <w:szCs w:val="28"/>
-        </w:rPr>
-        <w:t xml:space="preserve">4.4 </w:t>
-      </w:r>
-      <w:r>
-        <w:rPr>
-          <w:sz w:val="28"/>
-          <w:szCs w:val="28"/>
-        </w:rPr>
-        <w:t>изображены возможные уведомления  данного окна.</w:t>
+        <w:t>На рисунках 4.3 – 4.4 изображены возможные уведомления  данного окна.</w:t>
       </w:r>
     </w:p>
     <w:p>
@@ -5714,11 +5214,10 @@
         <w:rPr>
           <w:noProof/>
         </w:rPr>
-        <w:lastRenderedPageBreak/>
         <w:drawing>
-          <wp:inline distT="0" distB="0" distL="0" distR="0" wp14:anchorId="28A4838B" wp14:editId="4A573141">
-            <wp:extent cx="3676190" cy="1990476"/>
-            <wp:effectExtent l="19050" t="19050" r="19685" b="10160"/>
+          <wp:inline distT="0" distB="0" distL="0" distR="0" wp14:anchorId="28A4838B" wp14:editId="24D2581F">
+            <wp:extent cx="3032796" cy="1642110"/>
+            <wp:effectExtent l="19050" t="19050" r="15240" b="15240"/>
             <wp:docPr id="2136602935" name="Рисунок 1" descr="Изображение выглядит как текст, снимок экрана, Шрифт, линия&#10;&#10;Автоматически созданное описание"/>
             <wp:cNvGraphicFramePr>
               <a:graphicFrameLocks xmlns:a="http://schemas.openxmlformats.org/drawingml/2006/main" noChangeAspect="1"/>
@@ -5739,7 +5238,7 @@
                   <pic:spPr>
                     <a:xfrm>
                       <a:off x="0" y="0"/>
-                      <a:ext cx="3676190" cy="1990476"/>
+                      <a:ext cx="3056766" cy="1655089"/>
                     </a:xfrm>
                     <a:prstGeom prst="rect">
                       <a:avLst/>
@@ -5774,21 +5273,7 @@
           <w:sz w:val="28"/>
           <w:szCs w:val="28"/>
         </w:rPr>
-        <w:t xml:space="preserve">Рисунок </w:t>
-      </w:r>
-      <w:r>
-        <w:rPr>
-          <w:sz w:val="28"/>
-          <w:szCs w:val="28"/>
-        </w:rPr>
-        <w:t xml:space="preserve">4.3 </w:t>
-      </w:r>
-      <w:r>
-        <w:rPr>
-          <w:sz w:val="28"/>
-          <w:szCs w:val="28"/>
-        </w:rPr>
-        <w:t>– Ошибка валидации полей</w:t>
+        <w:t>Рисунок 4.3 – Ошибка валидации полей</w:t>
       </w:r>
     </w:p>
     <w:p>
@@ -5807,6 +5292,7 @@
         <w:rPr>
           <w:noProof/>
         </w:rPr>
+        <w:lastRenderedPageBreak/>
         <w:drawing>
           <wp:inline distT="0" distB="0" distL="0" distR="0" wp14:anchorId="0E096894" wp14:editId="19FDA0B4">
             <wp:extent cx="2714286" cy="1971429"/>
@@ -5861,21 +5347,7 @@
           <w:sz w:val="28"/>
           <w:szCs w:val="28"/>
         </w:rPr>
-        <w:t xml:space="preserve">Рисунок </w:t>
-      </w:r>
-      <w:r>
-        <w:rPr>
-          <w:sz w:val="28"/>
-          <w:szCs w:val="28"/>
-        </w:rPr>
-        <w:t>4.4</w:t>
-      </w:r>
-      <w:r>
-        <w:rPr>
-          <w:sz w:val="28"/>
-          <w:szCs w:val="28"/>
-        </w:rPr>
-        <w:t xml:space="preserve"> – Уведомление об успешном добавлении заказа</w:t>
+        <w:t>Рисунок 4.4 – Уведомление об успешном добавлении заказа</w:t>
       </w:r>
     </w:p>
     <w:p>
@@ -6455,6 +5927,7 @@
   <w:style w:type="character" w:default="1" w:styleId="a0">
     <w:name w:val="Default Paragraph Font"/>
     <w:uiPriority w:val="1"/>
+    <w:semiHidden/>
     <w:unhideWhenUsed/>
   </w:style>
   <w:style w:type="table" w:default="1" w:styleId="a1">
